--- a/Laptops/14- VIN/1- VIN (Volt In) Circuit.docx
+++ b/Laptops/14- VIN/1- VIN (Volt In) Circuit.docx
@@ -370,6 +370,736 @@
           <w:bCs/>
         </w:rPr>
         <w:t>Latest pattern</w:t>
+      </w:r>
+    </w:p>
+    <w:p>
+      <w:pPr>
+        <w:rPr>
+          <w:b/>
+          <w:bCs/>
+        </w:rPr>
+      </w:pPr>
+    </w:p>
+    <w:p>
+      <w:pPr>
+        <w:rPr>
+          <w:b/>
+          <w:bCs/>
+          <w:sz w:val="30"/>
+          <w:szCs w:val="30"/>
+          <w:u w:val="single"/>
+        </w:rPr>
+      </w:pPr>
+      <w:r>
+        <w:rPr>
+          <w:b/>
+          <w:bCs/>
+          <w:sz w:val="30"/>
+          <w:szCs w:val="30"/>
+          <w:u w:val="single"/>
+        </w:rPr>
+        <w:t>1</w:t>
+      </w:r>
+      <w:r>
+        <w:rPr>
+          <w:b/>
+          <w:bCs/>
+          <w:sz w:val="30"/>
+          <w:szCs w:val="30"/>
+          <w:u w:val="single"/>
+          <w:vertAlign w:val="superscript"/>
+        </w:rPr>
+        <w:t>st</w:t>
+      </w:r>
+      <w:r>
+        <w:rPr>
+          <w:b/>
+          <w:bCs/>
+          <w:sz w:val="30"/>
+          <w:szCs w:val="30"/>
+          <w:u w:val="single"/>
+        </w:rPr>
+        <w:t xml:space="preserve"> Mosfet</w:t>
+      </w:r>
+    </w:p>
+    <w:p>
+      <w:pPr>
+        <w:rPr>
+          <w:b/>
+          <w:bCs/>
+        </w:rPr>
+      </w:pPr>
+      <w:r>
+        <w:rPr>
+          <w:b/>
+          <w:bCs/>
+          <w:highlight w:val="yellow"/>
+        </w:rPr>
+        <w:t>P – Channel</w:t>
+      </w:r>
+    </w:p>
+    <w:p>
+      <w:pPr>
+        <w:rPr>
+          <w:b/>
+          <w:bCs/>
+        </w:rPr>
+      </w:pPr>
+      <w:r>
+        <w:rPr>
+          <w:b/>
+          <w:bCs/>
+          <w:highlight w:val="green"/>
+        </w:rPr>
+        <w:t>In – Source – 19.5</w:t>
+      </w:r>
+    </w:p>
+    <w:p>
+      <w:pPr>
+        <w:rPr>
+          <w:b/>
+          <w:bCs/>
+        </w:rPr>
+      </w:pPr>
+      <w:r>
+        <w:rPr>
+          <w:b/>
+          <w:bCs/>
+        </w:rPr>
+        <w:t>Out – Drain – 19.5</w:t>
+      </w:r>
+    </w:p>
+    <w:p>
+      <w:pPr>
+        <w:rPr>
+          <w:b/>
+          <w:bCs/>
+        </w:rPr>
+      </w:pPr>
+      <w:r>
+        <w:rPr>
+          <w:b/>
+          <w:bCs/>
+          <w:noProof/>
+          <w:highlight w:val="green"/>
+        </w:rPr>
+        <mc:AlternateContent>
+          <mc:Choice Requires="wps">
+            <w:drawing>
+              <wp:anchor distT="0" distB="0" distL="114300" distR="114300" simplePos="0" relativeHeight="251659264" behindDoc="0" locked="0" layoutInCell="1" allowOverlap="1" wp14:anchorId="668A794F" wp14:editId="3DC9BE81">
+                <wp:simplePos x="0" y="0"/>
+                <wp:positionH relativeFrom="column">
+                  <wp:posOffset>741045</wp:posOffset>
+                </wp:positionH>
+                <wp:positionV relativeFrom="paragraph">
+                  <wp:posOffset>64770</wp:posOffset>
+                </wp:positionV>
+                <wp:extent cx="295275" cy="45719"/>
+                <wp:effectExtent l="0" t="19050" r="47625" b="31115"/>
+                <wp:wrapNone/>
+                <wp:docPr id="1" name="Arrow: Right 1"/>
+                <wp:cNvGraphicFramePr/>
+                <a:graphic xmlns:a="http://schemas.openxmlformats.org/drawingml/2006/main">
+                  <a:graphicData uri="http://schemas.microsoft.com/office/word/2010/wordprocessingShape">
+                    <wps:wsp>
+                      <wps:cNvSpPr/>
+                      <wps:spPr>
+                        <a:xfrm>
+                          <a:off x="0" y="0"/>
+                          <a:ext cx="295275" cy="45719"/>
+                        </a:xfrm>
+                        <a:prstGeom prst="rightArrow">
+                          <a:avLst/>
+                        </a:prstGeom>
+                      </wps:spPr>
+                      <wps:style>
+                        <a:lnRef idx="2">
+                          <a:schemeClr val="accent1">
+                            <a:shade val="15000"/>
+                          </a:schemeClr>
+                        </a:lnRef>
+                        <a:fillRef idx="1">
+                          <a:schemeClr val="accent1"/>
+                        </a:fillRef>
+                        <a:effectRef idx="0">
+                          <a:schemeClr val="accent1"/>
+                        </a:effectRef>
+                        <a:fontRef idx="minor">
+                          <a:schemeClr val="lt1"/>
+                        </a:fontRef>
+                      </wps:style>
+                      <wps:bodyPr rot="0" spcFirstLastPara="0" vertOverflow="overflow" horzOverflow="overflow" vert="horz" wrap="square" lIns="91440" tIns="45720" rIns="91440" bIns="45720" numCol="1" spcCol="0" rtlCol="0" fromWordArt="0" anchor="ctr" anchorCtr="0" forceAA="0" compatLnSpc="1">
+                        <a:prstTxWarp prst="textNoShape">
+                          <a:avLst/>
+                        </a:prstTxWarp>
+                        <a:noAutofit/>
+                      </wps:bodyPr>
+                    </wps:wsp>
+                  </a:graphicData>
+                </a:graphic>
+              </wp:anchor>
+            </w:drawing>
+          </mc:Choice>
+          <mc:Fallback>
+            <w:pict>
+              <v:shapetype w14:anchorId="47F10327" id="_x0000_t13" coordsize="21600,21600" o:spt="13" adj="16200,5400" path="m@0,l@0@1,0@1,0@2@0@2@0,21600,21600,10800xe">
+                <v:stroke joinstyle="miter"/>
+                <v:formulas>
+                  <v:f eqn="val #0"/>
+                  <v:f eqn="val #1"/>
+                  <v:f eqn="sum height 0 #1"/>
+                  <v:f eqn="sum 10800 0 #1"/>
+                  <v:f eqn="sum width 0 #0"/>
+                  <v:f eqn="prod @4 @3 10800"/>
+                  <v:f eqn="sum width 0 @5"/>
+                </v:formulas>
+                <v:path o:connecttype="custom" o:connectlocs="@0,0;0,10800;@0,21600;21600,10800" o:connectangles="270,180,90,0" textboxrect="0,@1,@6,@2"/>
+                <v:handles>
+                  <v:h position="#0,#1" xrange="0,21600" yrange="0,10800"/>
+                </v:handles>
+              </v:shapetype>
+              <v:shape id="Arrow: Right 1" o:spid="_x0000_s1026" type="#_x0000_t13" style="position:absolute;margin-left:58.35pt;margin-top:5.1pt;width:23.25pt;height:3.6pt;z-index:251659264;visibility:visible;mso-wrap-style:square;mso-wrap-distance-left:9pt;mso-wrap-distance-top:0;mso-wrap-distance-right:9pt;mso-wrap-distance-bottom:0;mso-position-horizontal:absolute;mso-position-horizontal-relative:text;mso-position-vertical:absolute;mso-position-vertical-relative:text;v-text-anchor:middle" o:gfxdata="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" adj="19928" fillcolor="#156082 [3204]" strokecolor="#030e13 [484]" strokeweight="1pt"/>
+            </w:pict>
+          </mc:Fallback>
+        </mc:AlternateContent>
+      </w:r>
+      <w:r>
+        <w:rPr>
+          <w:b/>
+          <w:bCs/>
+          <w:highlight w:val="green"/>
+        </w:rPr>
+        <w:t>Gate – 6.4</w:t>
+      </w:r>
+      <w:r>
+        <w:rPr>
+          <w:b/>
+          <w:bCs/>
+        </w:rPr>
+        <w:t xml:space="preserve">  </w:t>
+      </w:r>
+      <w:r>
+        <w:rPr>
+          <w:b/>
+          <w:bCs/>
+        </w:rPr>
+        <w:tab/>
+        <w:t xml:space="preserve">      P – Channel</w:t>
+      </w:r>
+    </w:p>
+    <w:p>
+      <w:pPr>
+        <w:rPr>
+          <w:b/>
+          <w:bCs/>
+        </w:rPr>
+      </w:pPr>
+      <w:r>
+        <w:rPr>
+          <w:b/>
+          <w:bCs/>
+        </w:rPr>
+        <w:t>Note Gate par input se kam volt G &lt; Input</w:t>
+      </w:r>
+      <w:r>
+        <w:rPr>
+          <w:b/>
+          <w:bCs/>
+        </w:rPr>
+        <w:t>/Source</w:t>
+      </w:r>
+    </w:p>
+    <w:p>
+      <w:pPr>
+        <w:rPr>
+          <w:b/>
+          <w:bCs/>
+        </w:rPr>
+      </w:pPr>
+    </w:p>
+    <w:p>
+      <w:pPr>
+        <w:rPr>
+          <w:b/>
+          <w:bCs/>
+          <w:sz w:val="30"/>
+          <w:szCs w:val="30"/>
+          <w:u w:val="single"/>
+        </w:rPr>
+      </w:pPr>
+      <w:r>
+        <w:rPr>
+          <w:b/>
+          <w:bCs/>
+          <w:sz w:val="30"/>
+          <w:szCs w:val="30"/>
+          <w:u w:val="single"/>
+        </w:rPr>
+        <w:t>2nd Mosfet</w:t>
+      </w:r>
+    </w:p>
+    <w:p>
+      <w:pPr>
+        <w:rPr>
+          <w:b/>
+          <w:bCs/>
+        </w:rPr>
+      </w:pPr>
+      <w:r>
+        <w:rPr>
+          <w:b/>
+          <w:bCs/>
+        </w:rPr>
+        <w:t>In Drain – 19.5</w:t>
+      </w:r>
+    </w:p>
+    <w:p>
+      <w:pPr>
+        <w:rPr>
+          <w:b/>
+          <w:bCs/>
+        </w:rPr>
+      </w:pPr>
+      <w:r>
+        <w:rPr>
+          <w:b/>
+          <w:bCs/>
+        </w:rPr>
+        <w:t>Out Source – 19.5</w:t>
+      </w:r>
+    </w:p>
+    <w:p>
+      <w:pPr>
+        <w:rPr>
+          <w:b/>
+          <w:bCs/>
+        </w:rPr>
+      </w:pPr>
+      <w:r>
+        <w:rPr>
+          <w:b/>
+          <w:bCs/>
+          <w:noProof/>
+          <w:highlight w:val="green"/>
+        </w:rPr>
+        <mc:AlternateContent>
+          <mc:Choice Requires="wps">
+            <w:drawing>
+              <wp:anchor distT="0" distB="0" distL="114300" distR="114300" simplePos="0" relativeHeight="251661312" behindDoc="0" locked="0" layoutInCell="1" allowOverlap="1" wp14:anchorId="7837D420" wp14:editId="4732FCA1">
+                <wp:simplePos x="0" y="0"/>
+                <wp:positionH relativeFrom="margin">
+                  <wp:posOffset>676275</wp:posOffset>
+                </wp:positionH>
+                <wp:positionV relativeFrom="paragraph">
+                  <wp:posOffset>62230</wp:posOffset>
+                </wp:positionV>
+                <wp:extent cx="295275" cy="45719"/>
+                <wp:effectExtent l="0" t="19050" r="47625" b="31115"/>
+                <wp:wrapNone/>
+                <wp:docPr id="2" name="Arrow: Right 2"/>
+                <wp:cNvGraphicFramePr/>
+                <a:graphic xmlns:a="http://schemas.openxmlformats.org/drawingml/2006/main">
+                  <a:graphicData uri="http://schemas.microsoft.com/office/word/2010/wordprocessingShape">
+                    <wps:wsp>
+                      <wps:cNvSpPr/>
+                      <wps:spPr>
+                        <a:xfrm>
+                          <a:off x="0" y="0"/>
+                          <a:ext cx="295275" cy="45719"/>
+                        </a:xfrm>
+                        <a:prstGeom prst="rightArrow">
+                          <a:avLst/>
+                        </a:prstGeom>
+                      </wps:spPr>
+                      <wps:style>
+                        <a:lnRef idx="2">
+                          <a:schemeClr val="accent1">
+                            <a:shade val="15000"/>
+                          </a:schemeClr>
+                        </a:lnRef>
+                        <a:fillRef idx="1">
+                          <a:schemeClr val="accent1"/>
+                        </a:fillRef>
+                        <a:effectRef idx="0">
+                          <a:schemeClr val="accent1"/>
+                        </a:effectRef>
+                        <a:fontRef idx="minor">
+                          <a:schemeClr val="lt1"/>
+                        </a:fontRef>
+                      </wps:style>
+                      <wps:bodyPr rot="0" spcFirstLastPara="0" vertOverflow="overflow" horzOverflow="overflow" vert="horz" wrap="square" lIns="91440" tIns="45720" rIns="91440" bIns="45720" numCol="1" spcCol="0" rtlCol="0" fromWordArt="0" anchor="ctr" anchorCtr="0" forceAA="0" compatLnSpc="1">
+                        <a:prstTxWarp prst="textNoShape">
+                          <a:avLst/>
+                        </a:prstTxWarp>
+                        <a:noAutofit/>
+                      </wps:bodyPr>
+                    </wps:wsp>
+                  </a:graphicData>
+                </a:graphic>
+              </wp:anchor>
+            </w:drawing>
+          </mc:Choice>
+          <mc:Fallback>
+            <w:pict>
+              <v:shape w14:anchorId="39C89528" id="Arrow: Right 2" o:spid="_x0000_s1026" type="#_x0000_t13" style="position:absolute;margin-left:53.25pt;margin-top:4.9pt;width:23.25pt;height:3.6pt;z-index:251661312;visibility:visible;mso-wrap-style:square;mso-wrap-distance-left:9pt;mso-wrap-distance-top:0;mso-wrap-distance-right:9pt;mso-wrap-distance-bottom:0;mso-position-horizontal:absolute;mso-position-horizontal-relative:margin;mso-position-vertical:absolute;mso-position-vertical-relative:text;v-text-anchor:middle" o:gfxdata="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" adj="19928" fillcolor="#156082 [3204]" strokecolor="#030e13 [484]" strokeweight="1pt">
+                <w10:wrap anchorx="margin"/>
+              </v:shape>
+            </w:pict>
+          </mc:Fallback>
+        </mc:AlternateContent>
+      </w:r>
+      <w:r>
+        <w:rPr>
+          <w:b/>
+          <w:bCs/>
+        </w:rPr>
+        <w:t xml:space="preserve">Gate – 1.7 </w:t>
+      </w:r>
+      <w:r>
+        <w:rPr>
+          <w:b/>
+          <w:bCs/>
+        </w:rPr>
+        <w:tab/>
+        <w:t xml:space="preserve">      P – Channel</w:t>
+      </w:r>
+    </w:p>
+    <w:p>
+      <w:pPr>
+        <w:rPr>
+          <w:b/>
+          <w:bCs/>
+        </w:rPr>
+      </w:pPr>
+      <w:r>
+        <w:rPr>
+          <w:b/>
+          <w:bCs/>
+        </w:rPr>
+        <w:t xml:space="preserve">Ab supply 19.5 volt CLR par jati hai </w:t>
+      </w:r>
+    </w:p>
+    <w:p>
+      <w:pPr>
+        <w:rPr>
+          <w:b/>
+          <w:bCs/>
+        </w:rPr>
+      </w:pPr>
+      <w:r>
+        <w:rPr>
+          <w:b/>
+          <w:bCs/>
+        </w:rPr>
+        <w:t xml:space="preserve">Note </w:t>
+      </w:r>
+    </w:p>
+    <w:p>
+      <w:pPr>
+        <w:rPr>
+          <w:b/>
+          <w:bCs/>
+        </w:rPr>
+      </w:pPr>
+      <w:r>
+        <w:rPr>
+          <w:b/>
+          <w:bCs/>
+        </w:rPr>
+        <w:t xml:space="preserve"> Type C charging hai to board me ke andar  9/12 volt supply hi milegi 19 / 5 volt nhi milegi</w:t>
+      </w:r>
+    </w:p>
+    <w:p>
+      <w:pPr>
+        <w:rPr>
+          <w:b/>
+          <w:bCs/>
+        </w:rPr>
+      </w:pPr>
+    </w:p>
+    <w:p>
+      <w:pPr>
+        <w:rPr>
+          <w:b/>
+          <w:bCs/>
+        </w:rPr>
+      </w:pPr>
+      <w:r>
+        <w:rPr>
+          <w:b/>
+          <w:bCs/>
+        </w:rPr>
+        <w:t xml:space="preserve">Note </w:t>
+      </w:r>
+    </w:p>
+    <w:p>
+      <w:pPr>
+        <w:rPr>
+          <w:b/>
+          <w:bCs/>
+        </w:rPr>
+      </w:pPr>
+      <w:r>
+        <w:rPr>
+          <w:b/>
+          <w:bCs/>
+        </w:rPr>
+        <w:t>N channel ke Gate par input /Drain se jyda volt hote hai…</w:t>
+      </w:r>
+    </w:p>
+    <w:p>
+      <w:pPr>
+        <w:rPr>
+          <w:b/>
+          <w:bCs/>
+        </w:rPr>
+      </w:pPr>
+      <w:r>
+        <w:rPr>
+          <w:b/>
+          <w:bCs/>
+        </w:rPr>
+        <w:t>Gate  &gt; Input/ Source</w:t>
+      </w:r>
+    </w:p>
+    <w:p>
+      <w:pPr>
+        <w:rPr>
+          <w:b/>
+          <w:bCs/>
+        </w:rPr>
+      </w:pPr>
+    </w:p>
+    <w:p>
+      <w:pPr>
+        <w:rPr>
+          <w:b/>
+          <w:bCs/>
+          <w:sz w:val="30"/>
+          <w:szCs w:val="30"/>
+          <w:u w:val="single"/>
+        </w:rPr>
+      </w:pPr>
+      <w:r>
+        <w:rPr>
+          <w:b/>
+          <w:bCs/>
+          <w:sz w:val="30"/>
+          <w:szCs w:val="30"/>
+          <w:u w:val="single"/>
+        </w:rPr>
+        <w:lastRenderedPageBreak/>
+        <w:t>1</w:t>
+      </w:r>
+      <w:r>
+        <w:rPr>
+          <w:b/>
+          <w:bCs/>
+          <w:sz w:val="30"/>
+          <w:szCs w:val="30"/>
+          <w:u w:val="single"/>
+          <w:vertAlign w:val="superscript"/>
+        </w:rPr>
+        <w:t>st</w:t>
+      </w:r>
+      <w:r>
+        <w:rPr>
+          <w:b/>
+          <w:bCs/>
+          <w:sz w:val="30"/>
+          <w:szCs w:val="30"/>
+          <w:u w:val="single"/>
+        </w:rPr>
+        <w:t xml:space="preserve"> </w:t>
+      </w:r>
+      <w:r>
+        <w:rPr>
+          <w:b/>
+          <w:bCs/>
+          <w:sz w:val="30"/>
+          <w:szCs w:val="30"/>
+          <w:u w:val="single"/>
+        </w:rPr>
+        <w:t xml:space="preserve"> Mosfet</w:t>
+      </w:r>
+    </w:p>
+    <w:p>
+      <w:pPr>
+        <w:rPr>
+          <w:b/>
+          <w:bCs/>
+        </w:rPr>
+      </w:pPr>
+      <w:r>
+        <w:rPr>
+          <w:b/>
+          <w:bCs/>
+        </w:rPr>
+        <w:t>Input Drain  -19.5 volt</w:t>
+      </w:r>
+    </w:p>
+    <w:p>
+      <w:pPr>
+        <w:rPr>
+          <w:b/>
+          <w:bCs/>
+        </w:rPr>
+      </w:pPr>
+      <w:r>
+        <w:rPr>
+          <w:b/>
+          <w:bCs/>
+        </w:rPr>
+        <w:t>Output Source – 19.5 Volt</w:t>
+      </w:r>
+    </w:p>
+    <w:p>
+      <w:pPr>
+        <w:rPr>
+          <w:b/>
+          <w:bCs/>
+        </w:rPr>
+      </w:pPr>
+      <w:r>
+        <w:rPr>
+          <w:b/>
+          <w:bCs/>
+        </w:rPr>
+        <w:t>Gate – 25volt</w:t>
+      </w:r>
+    </w:p>
+    <w:p>
+      <w:pPr>
+        <w:rPr>
+          <w:b/>
+          <w:bCs/>
+        </w:rPr>
+      </w:pPr>
+    </w:p>
+    <w:p>
+      <w:pPr>
+        <w:rPr>
+          <w:b/>
+          <w:bCs/>
+          <w:sz w:val="30"/>
+          <w:szCs w:val="30"/>
+          <w:u w:val="single"/>
+        </w:rPr>
+      </w:pPr>
+      <w:r>
+        <w:rPr>
+          <w:b/>
+          <w:bCs/>
+          <w:sz w:val="30"/>
+          <w:szCs w:val="30"/>
+          <w:u w:val="single"/>
+        </w:rPr>
+        <w:t>2nd Mosfet</w:t>
+      </w:r>
+    </w:p>
+    <w:p>
+      <w:pPr>
+        <w:rPr>
+          <w:b/>
+          <w:bCs/>
+        </w:rPr>
+      </w:pPr>
+      <w:r>
+        <w:rPr>
+          <w:b/>
+          <w:bCs/>
+        </w:rPr>
+        <w:t xml:space="preserve">Input </w:t>
+      </w:r>
+      <w:r>
+        <w:rPr>
+          <w:b/>
+          <w:bCs/>
+        </w:rPr>
+        <w:t>Source – 19.5 Volt</w:t>
+      </w:r>
+    </w:p>
+    <w:p>
+      <w:pPr>
+        <w:rPr>
+          <w:b/>
+          <w:bCs/>
+        </w:rPr>
+      </w:pPr>
+      <w:r>
+        <w:rPr>
+          <w:b/>
+          <w:bCs/>
+        </w:rPr>
+        <w:t>Output Drain – 19.5 volt</w:t>
+      </w:r>
+    </w:p>
+    <w:p>
+      <w:pPr>
+        <w:rPr>
+          <w:b/>
+          <w:bCs/>
+        </w:rPr>
+      </w:pPr>
+      <w:r>
+        <w:rPr>
+          <w:b/>
+          <w:bCs/>
+        </w:rPr>
+        <w:t>Gate – 25Volt</w:t>
+      </w:r>
+    </w:p>
+    <w:p>
+      <w:pPr>
+        <w:rPr>
+          <w:b/>
+          <w:bCs/>
+        </w:rPr>
+      </w:pPr>
+    </w:p>
+    <w:p>
+      <w:pPr>
+        <w:rPr>
+          <w:b/>
+          <w:bCs/>
+        </w:rPr>
+      </w:pPr>
+      <w:r>
+        <w:rPr>
+          <w:b/>
+          <w:bCs/>
+        </w:rPr>
+        <w:t>Then voltage goes to CLR</w:t>
+      </w:r>
+    </w:p>
+    <w:p>
+      <w:pPr>
+        <w:rPr>
+          <w:b/>
+          <w:bCs/>
+        </w:rPr>
+      </w:pPr>
+      <w:r>
+        <w:rPr>
+          <w:b/>
+          <w:bCs/>
+        </w:rPr>
+        <w:t>And board me 19 volt milega q ke type c charging nhi hai.</w:t>
+      </w:r>
+    </w:p>
+    <w:p>
+      <w:pPr>
+        <w:rPr>
+          <w:b/>
+          <w:bCs/>
+        </w:rPr>
+      </w:pPr>
+      <w:r>
+        <w:rPr>
+          <w:b/>
+          <w:bCs/>
+        </w:rPr>
+        <w:t>Kisi kisi board me clr agar battery section ke pass hai to 19.5 volt nhi dega board ko vo 12/14volt dega.</w:t>
       </w:r>
     </w:p>
     <w:sectPr>

--- a/Laptops/14- VIN/1- VIN (Volt In) Circuit.docx
+++ b/Laptops/14- VIN/1- VIN (Volt In) Circuit.docx
@@ -1,6 +1,6 @@
 
 <file path=word/document.xml><?xml version="1.0" encoding="utf-8"?>
-<w:document xmlns:wpc="http://schemas.microsoft.com/office/word/2010/wordprocessingCanvas" xmlns:cx="http://schemas.microsoft.com/office/drawing/2014/chartex" xmlns:cx1="http://schemas.microsoft.com/office/drawing/2015/9/8/chartex" xmlns:cx2="http://schemas.microsoft.com/office/drawing/2015/10/21/chartex" xmlns:cx3="http://schemas.microsoft.com/office/drawing/2016/5/9/chartex" xmlns:cx4="http://schemas.microsoft.com/office/drawing/2016/5/10/chartex" xmlns:cx5="http://schemas.microsoft.com/office/drawing/2016/5/11/chartex" xmlns:cx6="http://schemas.microsoft.com/office/drawing/2016/5/12/chartex" xmlns:cx7="http://schemas.microsoft.com/office/drawing/2016/5/13/chartex" xmlns:cx8="http://schemas.microsoft.com/office/drawing/2016/5/14/chartex" xmlns:mc="http://schemas.openxmlformats.org/markup-compatibility/2006" xmlns:aink="http://schemas.microsoft.com/office/drawing/2016/ink" xmlns:am3d="http://schemas.microsoft.com/office/drawing/2017/model3d" xmlns:o="urn:schemas-microsoft-com:office:office" xmlns:oel="http://schemas.microsoft.com/office/2019/extlst" xmlns:r="http://schemas.openxmlformats.org/officeDocument/2006/relationships" xmlns:m="http://schemas.openxmlformats.org/officeDocument/2006/math" xmlns:v="urn:schemas-microsoft-com:vml" xmlns:wp14="http://schemas.microsoft.com/office/word/2010/wordprocessingDrawing" xmlns:wp="http://schemas.openxmlformats.org/drawingml/2006/wordprocessingDrawing" xmlns:w10="urn:schemas-microsoft-com:office:word" xmlns:w="http://schemas.openxmlformats.org/wordprocessingml/2006/main" xmlns:w14="http://schemas.microsoft.com/office/word/2010/wordml" xmlns:w15="http://schemas.microsoft.com/office/word/2012/wordml" xmlns:w16cex="http://schemas.microsoft.com/office/word/2018/wordml/cex" xmlns:w16cid="http://schemas.microsoft.com/office/word/2016/wordml/cid" xmlns:w16="http://schemas.microsoft.com/office/word/2018/wordml" xmlns:w16sdtdh="http://schemas.microsoft.com/office/word/2020/wordml/sdtdatahash" xmlns:w16se="http://schemas.microsoft.com/office/word/2015/wordml/symex" xmlns:wpg="http://schemas.microsoft.com/office/word/2010/wordprocessingGroup" xmlns:wpi="http://schemas.microsoft.com/office/word/2010/wordprocessingInk" xmlns:wne="http://schemas.microsoft.com/office/word/2006/wordml" xmlns:wps="http://schemas.microsoft.com/office/word/2010/wordprocessingShape" mc:Ignorable="w14 w15 w16se w16cid w16 w16cex w16sdtdh wp14">
+<w:document xmlns:wpc="http://schemas.microsoft.com/office/word/2010/wordprocessingCanvas" xmlns:cx="http://schemas.microsoft.com/office/drawing/2014/chartex" xmlns:cx1="http://schemas.microsoft.com/office/drawing/2015/9/8/chartex" xmlns:cx2="http://schemas.microsoft.com/office/drawing/2015/10/21/chartex" xmlns:cx3="http://schemas.microsoft.com/office/drawing/2016/5/9/chartex" xmlns:cx4="http://schemas.microsoft.com/office/drawing/2016/5/10/chartex" xmlns:cx5="http://schemas.microsoft.com/office/drawing/2016/5/11/chartex" xmlns:cx6="http://schemas.microsoft.com/office/drawing/2016/5/12/chartex" xmlns:cx7="http://schemas.microsoft.com/office/drawing/2016/5/13/chartex" xmlns:cx8="http://schemas.microsoft.com/office/drawing/2016/5/14/chartex" xmlns:mc="http://schemas.openxmlformats.org/markup-compatibility/2006" xmlns:aink="http://schemas.microsoft.com/office/drawing/2016/ink" xmlns:am3d="http://schemas.microsoft.com/office/drawing/2017/model3d" xmlns:o="urn:schemas-microsoft-com:office:office" xmlns:r="http://schemas.openxmlformats.org/officeDocument/2006/relationships" xmlns:m="http://schemas.openxmlformats.org/officeDocument/2006/math" xmlns:v="urn:schemas-microsoft-com:vml" xmlns:wp14="http://schemas.microsoft.com/office/word/2010/wordprocessingDrawing" xmlns:wp="http://schemas.openxmlformats.org/drawingml/2006/wordprocessingDrawing" xmlns:w10="urn:schemas-microsoft-com:office:word" xmlns:w="http://schemas.openxmlformats.org/wordprocessingml/2006/main" xmlns:w14="http://schemas.microsoft.com/office/word/2010/wordml" xmlns:w15="http://schemas.microsoft.com/office/word/2012/wordml" xmlns:w16cex="http://schemas.microsoft.com/office/word/2018/wordml/cex" xmlns:w16cid="http://schemas.microsoft.com/office/word/2016/wordml/cid" xmlns:w16="http://schemas.microsoft.com/office/word/2018/wordml" xmlns:w16sdtdh="http://schemas.microsoft.com/office/word/2020/wordml/sdtdatahash" xmlns:w16se="http://schemas.microsoft.com/office/word/2015/wordml/symex" xmlns:wpg="http://schemas.microsoft.com/office/word/2010/wordprocessingGroup" xmlns:wpi="http://schemas.microsoft.com/office/word/2010/wordprocessingInk" xmlns:wne="http://schemas.microsoft.com/office/word/2006/wordml" xmlns:wps="http://schemas.microsoft.com/office/word/2010/wordprocessingShape" mc:Ignorable="w14 w15 w16se w16cid w16 w16cex w16sdtdh wp14">
   <w:body>
     <w:p>
       <w:r>
@@ -369,16 +369,23 @@
           <w:b/>
           <w:bCs/>
         </w:rPr>
+        <w:t>There are two types of  VIN Section – N Channel, P Channel</w:t>
+      </w:r>
+    </w:p>
+    <w:p>
+      <w:pPr>
+        <w:rPr>
+          <w:b/>
+          <w:bCs/>
+        </w:rPr>
+      </w:pPr>
+      <w:r>
+        <w:rPr>
+          <w:b/>
+          <w:bCs/>
+        </w:rPr>
         <w:t>Latest pattern</w:t>
       </w:r>
-    </w:p>
-    <w:p>
-      <w:pPr>
-        <w:rPr>
-          <w:b/>
-          <w:bCs/>
-        </w:rPr>
-      </w:pPr>
     </w:p>
     <w:p>
       <w:pPr>
@@ -540,7 +547,7 @@
               </wp:anchor>
             </w:drawing>
           </mc:Choice>
-          <mc:Fallback>
+          <mc:Fallback xmlns:oel="http://schemas.microsoft.com/office/2019/extlst">
             <w:pict>
               <v:shapetype w14:anchorId="47F10327" id="_x0000_t13" coordsize="21600,21600" o:spt="13" adj="16200,5400" path="m@0,l@0@1,0@1,0@2@0@2@0,21600,21600,10800xe">
                 <v:stroke joinstyle="miter"/>
@@ -739,7 +746,7 @@
               </wp:anchor>
             </w:drawing>
           </mc:Choice>
-          <mc:Fallback>
+          <mc:Fallback xmlns:oel="http://schemas.microsoft.com/office/2019/extlst">
             <w:pict>
               <v:shape w14:anchorId="39C89528" id="Arrow: Right 2" o:spid="_x0000_s1026" type="#_x0000_t13" style="position:absolute;margin-left:53.25pt;margin-top:4.9pt;width:23.25pt;height:3.6pt;z-index:251661312;visibility:visible;mso-wrap-style:square;mso-wrap-distance-left:9pt;mso-wrap-distance-top:0;mso-wrap-distance-right:9pt;mso-wrap-distance-bottom:0;mso-position-horizontal:absolute;mso-position-horizontal-relative:margin;mso-position-vertical:absolute;mso-position-vertical-relative:text;v-text-anchor:middle" o:gfxdata="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" adj="19928" fillcolor="#156082 [3204]" strokecolor="#030e13 [484]" strokeweight="1pt">
                 <w10:wrap anchorx="margin"/>
@@ -1069,22 +1076,65 @@
           <w:b/>
           <w:bCs/>
         </w:rPr>
-        <w:t>Then voltage goes to CLR</w:t>
-      </w:r>
-    </w:p>
-    <w:p>
-      <w:pPr>
-        <w:rPr>
-          <w:b/>
-          <w:bCs/>
-        </w:rPr>
-      </w:pPr>
-      <w:r>
-        <w:rPr>
-          <w:b/>
-          <w:bCs/>
-        </w:rPr>
-        <w:t>And board me 19 volt milega q ke type c charging nhi hai.</w:t>
+        <w:t xml:space="preserve">Then </w:t>
+      </w:r>
+      <w:r>
+        <w:rPr>
+          <w:b/>
+          <w:bCs/>
+        </w:rPr>
+        <w:t xml:space="preserve">the </w:t>
+      </w:r>
+      <w:r>
+        <w:rPr>
+          <w:b/>
+          <w:bCs/>
+        </w:rPr>
+        <w:t>voltage goes to CLR</w:t>
+      </w:r>
+    </w:p>
+    <w:p>
+      <w:pPr>
+        <w:rPr>
+          <w:b/>
+          <w:bCs/>
+        </w:rPr>
+      </w:pPr>
+      <w:r>
+        <w:rPr>
+          <w:b/>
+          <w:bCs/>
+        </w:rPr>
+        <w:t>Agar Charging Jack hai to Vin Section melga hi</w:t>
+      </w:r>
+    </w:p>
+    <w:p>
+      <w:pPr>
+        <w:rPr>
+          <w:b/>
+          <w:bCs/>
+        </w:rPr>
+      </w:pPr>
+      <w:r>
+        <w:rPr>
+          <w:b/>
+          <w:bCs/>
+        </w:rPr>
+        <w:t xml:space="preserve">And board me 19 volt milega q ke type </w:t>
+      </w:r>
+      <w:r>
+        <w:rPr>
+          <w:b/>
+          <w:bCs/>
+        </w:rPr>
+        <w:t>C</w:t>
+      </w:r>
+      <w:r>
+        <w:rPr>
+          <w:b/>
+          <w:bCs/>
+        </w:rPr>
+        <w:t xml:space="preserve"> charging nhi hai.</w:t>
       </w:r>
     </w:p>
     <w:p>
@@ -1100,6 +1150,44 @@
           <w:bCs/>
         </w:rPr>
         <w:t>Kisi kisi board me clr agar battery section ke pass hai to 19.5 volt nhi dega board ko vo 12/14volt dega.</w:t>
+      </w:r>
+    </w:p>
+    <w:p>
+      <w:pPr>
+        <w:rPr>
+          <w:b/>
+          <w:bCs/>
+        </w:rPr>
+      </w:pPr>
+    </w:p>
+    <w:p>
+      <w:pPr>
+        <w:rPr>
+          <w:b/>
+          <w:bCs/>
+        </w:rPr>
+      </w:pPr>
+      <w:r>
+        <w:rPr>
+          <w:b/>
+          <w:bCs/>
+        </w:rPr>
+        <w:t>About schematics and how read it</w:t>
+      </w:r>
+    </w:p>
+    <w:p>
+      <w:hyperlink r:id="rId9" w:history="1">
+        <w:r>
+          <w:rPr>
+            <w:rStyle w:val="Hyperlink"/>
+          </w:rPr>
+          <w:t>https://www.youtube.com/watch?v=RFta96O1Fqg</w:t>
+        </w:r>
+      </w:hyperlink>
+    </w:p>
+    <w:p>
+      <w:r>
+        <w:t>https://www.youtube.com/watch?v=gzTNJr7bRfc</w:t>
       </w:r>
     </w:p>
     <w:sectPr>
@@ -2028,6 +2116,29 @@
       <w:spacing w:val="5"/>
     </w:rPr>
   </w:style>
+  <w:style w:type="character" w:styleId="Hyperlink">
+    <w:name w:val="Hyperlink"/>
+    <w:basedOn w:val="DefaultParagraphFont"/>
+    <w:uiPriority w:val="99"/>
+    <w:unhideWhenUsed/>
+    <w:rsid w:val="000A603C"/>
+    <w:rPr>
+      <w:color w:val="467886" w:themeColor="hyperlink"/>
+      <w:u w:val="single"/>
+    </w:rPr>
+  </w:style>
+  <w:style w:type="character" w:styleId="UnresolvedMention">
+    <w:name w:val="Unresolved Mention"/>
+    <w:basedOn w:val="DefaultParagraphFont"/>
+    <w:uiPriority w:val="99"/>
+    <w:semiHidden/>
+    <w:unhideWhenUsed/>
+    <w:rsid w:val="000A603C"/>
+    <w:rPr>
+      <w:color w:val="605E5C"/>
+      <w:shd w:val="clear" w:color="auto" w:fill="E1DFDD"/>
+    </w:rPr>
+  </w:style>
 </w:styles>
 </file>
 

--- a/Laptops/14- VIN/1- VIN (Volt In) Circuit.docx
+++ b/Laptops/14- VIN/1- VIN (Volt In) Circuit.docx
@@ -2,6 +2,172 @@
 <file path=word/document.xml><?xml version="1.0" encoding="utf-8"?>
 <w:document xmlns:wpc="http://schemas.microsoft.com/office/word/2010/wordprocessingCanvas" xmlns:cx="http://schemas.microsoft.com/office/drawing/2014/chartex" xmlns:cx1="http://schemas.microsoft.com/office/drawing/2015/9/8/chartex" xmlns:cx2="http://schemas.microsoft.com/office/drawing/2015/10/21/chartex" xmlns:cx3="http://schemas.microsoft.com/office/drawing/2016/5/9/chartex" xmlns:cx4="http://schemas.microsoft.com/office/drawing/2016/5/10/chartex" xmlns:cx5="http://schemas.microsoft.com/office/drawing/2016/5/11/chartex" xmlns:cx6="http://schemas.microsoft.com/office/drawing/2016/5/12/chartex" xmlns:cx7="http://schemas.microsoft.com/office/drawing/2016/5/13/chartex" xmlns:cx8="http://schemas.microsoft.com/office/drawing/2016/5/14/chartex" xmlns:mc="http://schemas.openxmlformats.org/markup-compatibility/2006" xmlns:aink="http://schemas.microsoft.com/office/drawing/2016/ink" xmlns:am3d="http://schemas.microsoft.com/office/drawing/2017/model3d" xmlns:o="urn:schemas-microsoft-com:office:office" xmlns:r="http://schemas.openxmlformats.org/officeDocument/2006/relationships" xmlns:m="http://schemas.openxmlformats.org/officeDocument/2006/math" xmlns:v="urn:schemas-microsoft-com:vml" xmlns:wp14="http://schemas.microsoft.com/office/word/2010/wordprocessingDrawing" xmlns:wp="http://schemas.openxmlformats.org/drawingml/2006/wordprocessingDrawing" xmlns:w10="urn:schemas-microsoft-com:office:word" xmlns:w="http://schemas.openxmlformats.org/wordprocessingml/2006/main" xmlns:w14="http://schemas.microsoft.com/office/word/2010/wordml" xmlns:w15="http://schemas.microsoft.com/office/word/2012/wordml" xmlns:w16cex="http://schemas.microsoft.com/office/word/2018/wordml/cex" xmlns:w16cid="http://schemas.microsoft.com/office/word/2016/wordml/cid" xmlns:w16="http://schemas.microsoft.com/office/word/2018/wordml" xmlns:w16sdtdh="http://schemas.microsoft.com/office/word/2020/wordml/sdtdatahash" xmlns:w16se="http://schemas.microsoft.com/office/word/2015/wordml/symex" xmlns:wpg="http://schemas.microsoft.com/office/word/2010/wordprocessingGroup" xmlns:wpi="http://schemas.microsoft.com/office/word/2010/wordprocessingInk" xmlns:wne="http://schemas.microsoft.com/office/word/2006/wordml" xmlns:wps="http://schemas.microsoft.com/office/word/2010/wordprocessingShape" mc:Ignorable="w14 w15 w16se w16cid w16 w16cex w16sdtdh wp14">
   <w:body>
+    <w:p>
+      <w:pPr>
+        <w:spacing w:line="360" w:lineRule="auto"/>
+        <w:rPr>
+          <w:rFonts w:ascii="Georgia" w:hAnsi="Georgia"/>
+          <w:noProof/>
+        </w:rPr>
+      </w:pPr>
+      <w:r>
+        <w:rPr>
+          <w:rFonts w:ascii="Georgia" w:hAnsi="Georgia"/>
+        </w:rPr>
+        <w:t>VIN section motherboard ka wo hissa hota hai jahan adapter se aane wali main voltage (≈19V) board me enter hoti hai aur safety check ke baad aage pass hoti hai.</w:t>
+      </w:r>
+    </w:p>
+    <w:p>
+      <w:pPr>
+        <w:pStyle w:val="Heading2"/>
+      </w:pPr>
+      <w:r>
+        <w:rPr>
+          <w:rFonts w:ascii="Segoe UI Emoji" w:hAnsi="Segoe UI Emoji" w:cs="Segoe UI Emoji"/>
+        </w:rPr>
+        <w:t>❓</w:t>
+      </w:r>
+      <w:r>
+        <w:t xml:space="preserve"> VIN Section kyu hota hai? (Reason)</w:t>
+      </w:r>
+    </w:p>
+    <w:p>
+      <w:pPr>
+        <w:pStyle w:val="NormalWeb"/>
+      </w:pPr>
+      <w:r>
+        <w:rPr>
+          <w:rStyle w:val="Strong"/>
+          <w:rFonts w:eastAsiaTheme="majorEastAsia"/>
+        </w:rPr>
+        <w:t>VIN section isliye hota hai taaki:</w:t>
+      </w:r>
+    </w:p>
+    <w:p>
+      <w:pPr>
+        <w:pStyle w:val="NormalWeb"/>
+      </w:pPr>
+      <w:r>
+        <w:t>1️</w:t>
+      </w:r>
+      <w:r>
+        <w:rPr>
+          <w:rFonts w:ascii="Tahoma" w:hAnsi="Tahoma" w:cs="Tahoma"/>
+        </w:rPr>
+        <w:t>⃣</w:t>
+      </w:r>
+      <w:r>
+        <w:t xml:space="preserve"> </w:t>
+      </w:r>
+      <w:r>
+        <w:t xml:space="preserve">  </w:t>
+      </w:r>
+      <w:r>
+        <w:rPr>
+          <w:rStyle w:val="Strong"/>
+          <w:rFonts w:eastAsiaTheme="majorEastAsia"/>
+        </w:rPr>
+        <w:t>Reverse polarity se protection</w:t>
+      </w:r>
+      <w:r>
+        <w:br/>
+        <w:t>– Galat charger lag gaya to board safe rahe</w:t>
+      </w:r>
+    </w:p>
+    <w:p>
+      <w:pPr>
+        <w:pStyle w:val="NormalWeb"/>
+      </w:pPr>
+      <w:r>
+        <w:t>2️</w:t>
+      </w:r>
+      <w:r>
+        <w:rPr>
+          <w:rFonts w:ascii="Tahoma" w:hAnsi="Tahoma" w:cs="Tahoma"/>
+        </w:rPr>
+        <w:t>⃣</w:t>
+      </w:r>
+      <w:r>
+        <w:t xml:space="preserve"> </w:t>
+      </w:r>
+      <w:r>
+        <w:t xml:space="preserve">  </w:t>
+      </w:r>
+      <w:r>
+        <w:rPr>
+          <w:rStyle w:val="Strong"/>
+          <w:rFonts w:eastAsiaTheme="majorEastAsia"/>
+        </w:rPr>
+        <w:t>Short / surge protection</w:t>
+      </w:r>
+      <w:r>
+        <w:br/>
+        <w:t>– Agar aage short ho, to 19V direct board me na jaye</w:t>
+      </w:r>
+    </w:p>
+    <w:p>
+      <w:pPr>
+        <w:pStyle w:val="NormalWeb"/>
+      </w:pPr>
+      <w:r>
+        <w:t>3️</w:t>
+      </w:r>
+      <w:r>
+        <w:rPr>
+          <w:rFonts w:ascii="Tahoma" w:hAnsi="Tahoma" w:cs="Tahoma"/>
+        </w:rPr>
+        <w:t>⃣</w:t>
+      </w:r>
+      <w:r>
+        <w:t xml:space="preserve"> </w:t>
+      </w:r>
+      <w:r>
+        <w:t xml:space="preserve">  </w:t>
+      </w:r>
+      <w:r>
+        <w:rPr>
+          <w:rStyle w:val="Strong"/>
+          <w:rFonts w:eastAsiaTheme="majorEastAsia"/>
+        </w:rPr>
+        <w:t>Controlled power entry</w:t>
+      </w:r>
+      <w:r>
+        <w:br/>
+        <w:t>– Power tabhi jaaye jab conditions OK ho</w:t>
+      </w:r>
+    </w:p>
+    <w:p>
+      <w:pPr>
+        <w:pStyle w:val="NormalWeb"/>
+      </w:pPr>
+      <w:r>
+        <w:t>4️</w:t>
+      </w:r>
+      <w:r>
+        <w:rPr>
+          <w:rFonts w:ascii="Tahoma" w:hAnsi="Tahoma" w:cs="Tahoma"/>
+        </w:rPr>
+        <w:t>⃣</w:t>
+      </w:r>
+      <w:r>
+        <w:t xml:space="preserve"> </w:t>
+      </w:r>
+      <w:r>
+        <w:t xml:space="preserve">  </w:t>
+      </w:r>
+      <w:r>
+        <w:rPr>
+          <w:rStyle w:val="Strong"/>
+          <w:rFonts w:eastAsiaTheme="majorEastAsia"/>
+        </w:rPr>
+        <w:t>Battery–Adapter isolation</w:t>
+      </w:r>
+      <w:r>
+        <w:br/>
+        <w:t>– Adapter aur battery ek dusre ko damage na karein</w:t>
+      </w:r>
+    </w:p>
+    <w:p/>
     <w:p>
       <w:r>
         <w:rPr>
@@ -62,6 +228,7 @@
         <w:rPr>
           <w:noProof/>
         </w:rPr>
+        <w:lastRenderedPageBreak/>
         <w:drawing>
           <wp:inline distT="0" distB="0" distL="0" distR="0" wp14:anchorId="7C129144" wp14:editId="60523B88">
             <wp:extent cx="6486525" cy="3962400"/>
@@ -140,7 +307,6 @@
           <w:bCs/>
           <w:noProof/>
         </w:rPr>
-        <w:lastRenderedPageBreak/>
         <w:drawing>
           <wp:inline distT="0" distB="0" distL="0" distR="0" wp14:anchorId="307BCD1F" wp14:editId="4F156CB8">
             <wp:extent cx="6486525" cy="2857500"/>
@@ -212,6 +378,7 @@
           <w:bCs/>
           <w:noProof/>
         </w:rPr>
+        <w:lastRenderedPageBreak/>
         <w:drawing>
           <wp:inline distT="0" distB="0" distL="0" distR="0" wp14:anchorId="3330BF3A" wp14:editId="58473CD4">
             <wp:extent cx="6486525" cy="3352800"/>
@@ -306,7 +473,6 @@
           <w:bCs/>
           <w:noProof/>
         </w:rPr>
-        <w:lastRenderedPageBreak/>
         <w:drawing>
           <wp:inline distT="0" distB="0" distL="0" distR="0" wp14:anchorId="3E0C2B7B" wp14:editId="4853498A">
             <wp:extent cx="6496050" cy="2619375"/>
@@ -490,6 +656,7 @@
           <w:noProof/>
           <w:highlight w:val="green"/>
         </w:rPr>
+        <w:lastRenderedPageBreak/>
         <mc:AlternateContent>
           <mc:Choice Requires="wps">
             <w:drawing>
@@ -895,7 +1062,6 @@
           <w:szCs w:val="30"/>
           <w:u w:val="single"/>
         </w:rPr>
-        <w:lastRenderedPageBreak/>
         <w:t>1</w:t>
       </w:r>
       <w:r>
@@ -1159,24 +1325,961 @@
           <w:bCs/>
         </w:rPr>
       </w:pPr>
-    </w:p>
-    <w:p>
-      <w:pPr>
-        <w:rPr>
-          <w:b/>
-          <w:bCs/>
-        </w:rPr>
-      </w:pPr>
-      <w:r>
-        <w:rPr>
-          <w:b/>
-          <w:bCs/>
-        </w:rPr>
-        <w:t>About schematics and how read it</w:t>
-      </w:r>
-    </w:p>
-    <w:p>
-      <w:hyperlink r:id="rId9" w:history="1">
+      <w:r>
+        <w:rPr>
+          <w:b/>
+          <w:bCs/>
+        </w:rPr>
+        <w:t>Query</w:t>
+      </w:r>
+    </w:p>
+    <w:p>
+      <w:pPr>
+        <w:rPr>
+          <w:rStyle w:val="Emphasis"/>
+          <w:b/>
+          <w:bCs/>
+        </w:rPr>
+      </w:pPr>
+      <w:r>
+        <w:rPr>
+          <w:b/>
+          <w:bCs/>
+          <w:highlight w:val="yellow"/>
+        </w:rPr>
+        <w:lastRenderedPageBreak/>
+        <w:t>1️</w:t>
+      </w:r>
+      <w:r>
+        <w:rPr>
+          <w:rFonts w:ascii="Tahoma" w:hAnsi="Tahoma" w:cs="Tahoma"/>
+          <w:b/>
+          <w:bCs/>
+          <w:highlight w:val="yellow"/>
+        </w:rPr>
+        <w:t>⃣</w:t>
+      </w:r>
+      <w:r>
+        <w:rPr>
+          <w:b/>
+          <w:bCs/>
+          <w:highlight w:val="yellow"/>
+        </w:rPr>
+        <w:t xml:space="preserve">    Concept – Mosfet </w:t>
+      </w:r>
+      <w:r>
+        <w:rPr>
+          <w:rStyle w:val="Emphasis"/>
+          <w:b/>
+          <w:bCs/>
+          <w:highlight w:val="yellow"/>
+        </w:rPr>
+        <w:t>OFF hone ke baad bhi voltage kaise mil sakta hai?</w:t>
+      </w:r>
+    </w:p>
+    <w:p>
+      <w:pPr>
+        <w:pStyle w:val="NormalWeb"/>
+      </w:pPr>
+      <w:r>
+        <w:rPr>
+          <w:rStyle w:val="Strong"/>
+          <w:rFonts w:eastAsiaTheme="majorEastAsia"/>
+          <w:b w:val="0"/>
+          <w:bCs w:val="0"/>
+        </w:rPr>
+        <w:t>MOSFET OFF hone ka matlab “</w:t>
+      </w:r>
+      <w:r>
+        <w:rPr>
+          <w:rStyle w:val="Strong"/>
+          <w:rFonts w:eastAsiaTheme="majorEastAsia"/>
+          <w:b w:val="0"/>
+          <w:bCs w:val="0"/>
+          <w:highlight w:val="green"/>
+        </w:rPr>
+        <w:t>current flow band</w:t>
+      </w:r>
+      <w:r>
+        <w:rPr>
+          <w:rStyle w:val="Strong"/>
+          <w:rFonts w:eastAsiaTheme="majorEastAsia"/>
+          <w:b w:val="0"/>
+          <w:bCs w:val="0"/>
+        </w:rPr>
+        <w:t>” hota hai,</w:t>
+      </w:r>
+      <w:r>
+        <w:br/>
+      </w:r>
+      <w:r>
+        <w:rPr>
+          <w:rStyle w:val="Strong"/>
+          <w:rFonts w:eastAsiaTheme="majorEastAsia"/>
+          <w:b w:val="0"/>
+          <w:bCs w:val="0"/>
+        </w:rPr>
+        <w:t>voltage presence band hona zaroori nahi.</w:t>
+      </w:r>
+    </w:p>
+    <w:p>
+      <w:pPr>
+        <w:pStyle w:val="NormalWeb"/>
+      </w:pPr>
+      <w:r>
+        <w:t xml:space="preserve">Voltage </w:t>
+      </w:r>
+      <w:r>
+        <w:rPr>
+          <w:rStyle w:val="Strong"/>
+          <w:rFonts w:eastAsiaTheme="majorEastAsia"/>
+          <w:b w:val="0"/>
+          <w:bCs w:val="0"/>
+        </w:rPr>
+        <w:t>leak / pre-charge / diode path</w:t>
+      </w:r>
+      <w:r>
+        <w:t xml:space="preserve"> se aa sakta hai.</w:t>
+      </w:r>
+    </w:p>
+    <w:p>
+      <w:pPr>
+        <w:pStyle w:val="NormalWeb"/>
+        <w:rPr>
+          <w:rStyle w:val="Strong"/>
+          <w:rFonts w:eastAsiaTheme="majorEastAsia"/>
+          <w:b w:val="0"/>
+          <w:bCs w:val="0"/>
+        </w:rPr>
+      </w:pPr>
+      <w:r>
+        <w:rPr>
+          <w:rStyle w:val="Strong"/>
+          <w:rFonts w:eastAsiaTheme="majorEastAsia"/>
+          <w:b w:val="0"/>
+          <w:bCs w:val="0"/>
+        </w:rPr>
+        <w:t>Outpt par voltage hona ≠ MOSFET ON</w:t>
+      </w:r>
+      <w:r>
+        <w:br/>
+      </w:r>
+      <w:r>
+        <w:rPr>
+          <w:rStyle w:val="Strong"/>
+          <w:rFonts w:eastAsiaTheme="majorEastAsia"/>
+          <w:b w:val="0"/>
+          <w:bCs w:val="0"/>
+        </w:rPr>
+        <w:t>ON/OFF decide hota hai current se, sirf voltage se nahi.</w:t>
+      </w:r>
+    </w:p>
+    <w:p>
+      <w:pPr>
+        <w:pStyle w:val="Heading2"/>
+        <w:rPr>
+          <w:b/>
+          <w:bCs/>
+          <w:sz w:val="28"/>
+          <w:szCs w:val="28"/>
+        </w:rPr>
+      </w:pPr>
+      <w:r>
+        <w:rPr>
+          <w:b/>
+          <w:bCs/>
+          <w:sz w:val="28"/>
+          <w:szCs w:val="28"/>
+          <w:highlight w:val="yellow"/>
+        </w:rPr>
+        <w:t xml:space="preserve">N-Channel MOSFET ka rule </w:t>
+      </w:r>
+      <w:r>
+        <w:rPr>
+          <w:b/>
+          <w:bCs/>
+          <w:sz w:val="28"/>
+          <w:szCs w:val="28"/>
+        </w:rPr>
+        <w:t xml:space="preserve"> </w:t>
+      </w:r>
+    </w:p>
+    <w:p>
+      <w:pPr>
+        <w:pStyle w:val="NormalWeb"/>
+        <w:spacing w:before="0" w:beforeAutospacing="0" w:after="0" w:afterAutospacing="0"/>
+      </w:pPr>
+      <w:r>
+        <w:rPr>
+          <w:rFonts w:ascii="Segoe UI Emoji" w:hAnsi="Segoe UI Emoji" w:cs="Segoe UI Emoji"/>
+        </w:rPr>
+        <w:t>👉</w:t>
+      </w:r>
+      <w:r>
+        <w:t xml:space="preserve"> Gate &gt; Source </w:t>
+      </w:r>
+      <w:r>
+        <w:rPr>
+          <w:rFonts w:ascii="Cambria Math" w:hAnsi="Cambria Math" w:cs="Cambria Math"/>
+        </w:rPr>
+        <w:t>⇒</w:t>
+      </w:r>
+      <w:r>
+        <w:t xml:space="preserve"> MOSFET ON </w:t>
+      </w:r>
+    </w:p>
+    <w:p>
+      <w:pPr>
+        <w:pStyle w:val="NormalWeb"/>
+        <w:spacing w:before="0" w:beforeAutospacing="0" w:after="0" w:afterAutospacing="0"/>
+      </w:pPr>
+      <w:r>
+        <w:rPr>
+          <w:rFonts w:ascii="Segoe UI Emoji" w:hAnsi="Segoe UI Emoji" w:cs="Segoe UI Emoji"/>
+        </w:rPr>
+        <w:t>👉</w:t>
+      </w:r>
+      <w:r>
+        <w:t xml:space="preserve"> Gate ≈ Source </w:t>
+      </w:r>
+      <w:r>
+        <w:rPr>
+          <w:rFonts w:ascii="Cambria Math" w:hAnsi="Cambria Math" w:cs="Cambria Math"/>
+        </w:rPr>
+        <w:t>⇒</w:t>
+      </w:r>
+      <w:r>
+        <w:t xml:space="preserve"> MOSFET OFF</w:t>
+      </w:r>
+    </w:p>
+    <w:p>
+      <w:pPr>
+        <w:pStyle w:val="NormalWeb"/>
+        <w:spacing w:before="0" w:beforeAutospacing="0" w:after="0" w:afterAutospacing="0"/>
+      </w:pPr>
+    </w:p>
+    <w:p>
+      <w:pPr>
+        <w:pStyle w:val="NormalWeb"/>
+        <w:spacing w:before="0" w:beforeAutospacing="0" w:after="0" w:afterAutospacing="0"/>
+      </w:pPr>
+    </w:p>
+    <w:p>
+      <w:pPr>
+        <w:pStyle w:val="NormalWeb"/>
+        <w:spacing w:before="0" w:beforeAutospacing="0" w:after="0" w:afterAutospacing="0"/>
+      </w:pPr>
+      <w:r>
+        <w:rPr>
+          <w:noProof/>
+        </w:rPr>
+        <w:drawing>
+          <wp:inline distT="0" distB="0" distL="0" distR="0" wp14:anchorId="6B5B7D04" wp14:editId="60134389">
+            <wp:extent cx="6492240" cy="916305"/>
+            <wp:effectExtent l="0" t="0" r="3810" b="0"/>
+            <wp:docPr id="5" name="Picture 5"/>
+            <wp:cNvGraphicFramePr>
+              <a:graphicFrameLocks xmlns:a="http://schemas.openxmlformats.org/drawingml/2006/main" noChangeAspect="1"/>
+            </wp:cNvGraphicFramePr>
+            <a:graphic xmlns:a="http://schemas.openxmlformats.org/drawingml/2006/main">
+              <a:graphicData uri="http://schemas.openxmlformats.org/drawingml/2006/picture">
+                <pic:pic xmlns:pic="http://schemas.openxmlformats.org/drawingml/2006/picture">
+                  <pic:nvPicPr>
+                    <pic:cNvPr id="1" name=""/>
+                    <pic:cNvPicPr/>
+                  </pic:nvPicPr>
+                  <pic:blipFill>
+                    <a:blip r:embed="rId9"/>
+                    <a:stretch>
+                      <a:fillRect/>
+                    </a:stretch>
+                  </pic:blipFill>
+                  <pic:spPr>
+                    <a:xfrm>
+                      <a:off x="0" y="0"/>
+                      <a:ext cx="6492240" cy="916305"/>
+                    </a:xfrm>
+                    <a:prstGeom prst="rect">
+                      <a:avLst/>
+                    </a:prstGeom>
+                  </pic:spPr>
+                </pic:pic>
+              </a:graphicData>
+            </a:graphic>
+          </wp:inline>
+        </w:drawing>
+      </w:r>
+    </w:p>
+    <w:p>
+      <w:pPr>
+        <w:pStyle w:val="NormalWeb"/>
+        <w:spacing w:before="0" w:beforeAutospacing="0" w:after="0" w:afterAutospacing="0"/>
+      </w:pPr>
+    </w:p>
+    <w:p>
+      <w:pPr>
+        <w:pStyle w:val="Heading2"/>
+        <w:rPr>
+          <w:b/>
+          <w:bCs/>
+          <w:sz w:val="28"/>
+          <w:szCs w:val="28"/>
+        </w:rPr>
+      </w:pPr>
+      <w:r>
+        <w:rPr>
+          <w:b/>
+          <w:bCs/>
+          <w:sz w:val="28"/>
+          <w:szCs w:val="28"/>
+        </w:rPr>
+        <w:t>1️</w:t>
+      </w:r>
+      <w:r>
+        <w:rPr>
+          <w:rFonts w:ascii="Tahoma" w:hAnsi="Tahoma" w:cs="Tahoma"/>
+          <w:b/>
+          <w:bCs/>
+          <w:sz w:val="28"/>
+          <w:szCs w:val="28"/>
+        </w:rPr>
+        <w:t>⃣</w:t>
+      </w:r>
+      <w:r>
+        <w:rPr>
+          <w:b/>
+          <w:bCs/>
+          <w:sz w:val="28"/>
+          <w:szCs w:val="28"/>
+        </w:rPr>
+        <w:t xml:space="preserve">   Concept – </w:t>
+      </w:r>
+      <w:r>
+        <w:rPr>
+          <w:rStyle w:val="Emphasis"/>
+          <w:b/>
+          <w:bCs/>
+          <w:sz w:val="28"/>
+          <w:szCs w:val="28"/>
+          <w:highlight w:val="yellow"/>
+        </w:rPr>
+        <w:t>P-Channel MOSFET ka basic rule</w:t>
+      </w:r>
+    </w:p>
+    <w:p>
+      <w:pPr>
+        <w:pStyle w:val="NormalWeb"/>
+      </w:pPr>
+      <w:r>
+        <w:t xml:space="preserve">P-Channel MOSFET </w:t>
+      </w:r>
+      <w:r>
+        <w:rPr>
+          <w:rStyle w:val="Strong"/>
+          <w:rFonts w:eastAsiaTheme="majorEastAsia"/>
+        </w:rPr>
+        <w:t>tab ON hota hai jab Gate, Source se LOW ho</w:t>
+      </w:r>
+      <w:r>
+        <w:t>.</w:t>
+      </w:r>
+      <w:r>
+        <w:br/>
+        <w:t xml:space="preserve">Yani </w:t>
+      </w:r>
+      <w:r>
+        <w:rPr>
+          <w:rStyle w:val="Strong"/>
+          <w:rFonts w:eastAsiaTheme="majorEastAsia"/>
+          <w:highlight w:val="green"/>
+        </w:rPr>
+        <w:t>Gate–Source ke beech negative voltage</w:t>
+      </w:r>
+      <w:r>
+        <w:t xml:space="preserve"> chahiye.</w:t>
+      </w:r>
+    </w:p>
+    <w:p>
+      <w:pPr>
+        <w:pStyle w:val="NormalWeb"/>
+        <w:spacing w:before="0" w:beforeAutospacing="0" w:after="0" w:afterAutospacing="0"/>
+      </w:pPr>
+      <w:r>
+        <w:rPr>
+          <w:rStyle w:val="Strong"/>
+          <w:rFonts w:eastAsiaTheme="majorEastAsia"/>
+        </w:rPr>
+        <w:t>P-Channel MOSFET = LOW-side Gate se ON hota hai</w:t>
+      </w:r>
+      <w:r>
+        <w:br/>
+        <w:t>(Source high rehta hai)</w:t>
+      </w:r>
+    </w:p>
+    <w:p>
+      <w:pPr>
+        <w:pStyle w:val="NormalWeb"/>
+        <w:spacing w:before="0" w:beforeAutospacing="0" w:after="0" w:afterAutospacing="0"/>
+      </w:pPr>
+    </w:p>
+    <w:p>
+      <w:pPr>
+        <w:rPr>
+          <w:b/>
+          <w:bCs/>
+        </w:rPr>
+      </w:pPr>
+      <w:r>
+        <w:rPr>
+          <w:rFonts w:ascii="Segoe UI Emoji" w:hAnsi="Segoe UI Emoji" w:cs="Segoe UI Emoji"/>
+          <w:b/>
+          <w:bCs/>
+        </w:rPr>
+        <w:t>🔹</w:t>
+      </w:r>
+      <w:r>
+        <w:rPr>
+          <w:b/>
+          <w:bCs/>
+        </w:rPr>
+        <w:t xml:space="preserve"> P-Channel</w:t>
+      </w:r>
+    </w:p>
+    <w:p>
+      <w:pPr>
+        <w:rPr>
+          <w:b/>
+          <w:bCs/>
+        </w:rPr>
+      </w:pPr>
+      <w:r>
+        <w:rPr>
+          <w:b/>
+          <w:bCs/>
+          <w:noProof/>
+        </w:rPr>
+        <w:drawing>
+          <wp:inline distT="0" distB="0" distL="0" distR="0" wp14:anchorId="328281E3" wp14:editId="3C0BD4E1">
+            <wp:extent cx="6492240" cy="916305"/>
+            <wp:effectExtent l="0" t="0" r="3810" b="0"/>
+            <wp:docPr id="7" name="Picture 7"/>
+            <wp:cNvGraphicFramePr>
+              <a:graphicFrameLocks xmlns:a="http://schemas.openxmlformats.org/drawingml/2006/main" noChangeAspect="1"/>
+            </wp:cNvGraphicFramePr>
+            <a:graphic xmlns:a="http://schemas.openxmlformats.org/drawingml/2006/main">
+              <a:graphicData uri="http://schemas.openxmlformats.org/drawingml/2006/picture">
+                <pic:pic xmlns:pic="http://schemas.openxmlformats.org/drawingml/2006/picture">
+                  <pic:nvPicPr>
+                    <pic:cNvPr id="1" name=""/>
+                    <pic:cNvPicPr/>
+                  </pic:nvPicPr>
+                  <pic:blipFill>
+                    <a:blip r:embed="rId10"/>
+                    <a:stretch>
+                      <a:fillRect/>
+                    </a:stretch>
+                  </pic:blipFill>
+                  <pic:spPr>
+                    <a:xfrm>
+                      <a:off x="0" y="0"/>
+                      <a:ext cx="6492240" cy="916305"/>
+                    </a:xfrm>
+                    <a:prstGeom prst="rect">
+                      <a:avLst/>
+                    </a:prstGeom>
+                  </pic:spPr>
+                </pic:pic>
+              </a:graphicData>
+            </a:graphic>
+          </wp:inline>
+        </w:drawing>
+      </w:r>
+    </w:p>
+    <w:p>
+      <w:pPr>
+        <w:rPr>
+          <w:b/>
+          <w:bCs/>
+        </w:rPr>
+      </w:pPr>
+      <w:r>
+        <w:rPr>
+          <w:rFonts w:ascii="Segoe UI Emoji" w:hAnsi="Segoe UI Emoji" w:cs="Segoe UI Emoji"/>
+          <w:b/>
+          <w:bCs/>
+        </w:rPr>
+        <w:t>🔹</w:t>
+      </w:r>
+      <w:r>
+        <w:rPr>
+          <w:b/>
+          <w:bCs/>
+        </w:rPr>
+        <w:t xml:space="preserve"> P-Channel ON condition</w:t>
+      </w:r>
+    </w:p>
+    <w:p>
+      <w:pPr>
+        <w:rPr>
+          <w:b/>
+          <w:bCs/>
+        </w:rPr>
+      </w:pPr>
+      <w:r>
+        <w:rPr>
+          <w:b/>
+          <w:bCs/>
+          <w:noProof/>
+        </w:rPr>
+        <w:drawing>
+          <wp:inline distT="0" distB="0" distL="0" distR="0" wp14:anchorId="4441A116" wp14:editId="5E7D89C8">
+            <wp:extent cx="6492240" cy="1279525"/>
+            <wp:effectExtent l="0" t="0" r="3810" b="0"/>
+            <wp:docPr id="10" name="Picture 10"/>
+            <wp:cNvGraphicFramePr>
+              <a:graphicFrameLocks xmlns:a="http://schemas.openxmlformats.org/drawingml/2006/main" noChangeAspect="1"/>
+            </wp:cNvGraphicFramePr>
+            <a:graphic xmlns:a="http://schemas.openxmlformats.org/drawingml/2006/main">
+              <a:graphicData uri="http://schemas.openxmlformats.org/drawingml/2006/picture">
+                <pic:pic xmlns:pic="http://schemas.openxmlformats.org/drawingml/2006/picture">
+                  <pic:nvPicPr>
+                    <pic:cNvPr id="1" name=""/>
+                    <pic:cNvPicPr/>
+                  </pic:nvPicPr>
+                  <pic:blipFill>
+                    <a:blip r:embed="rId11"/>
+                    <a:stretch>
+                      <a:fillRect/>
+                    </a:stretch>
+                  </pic:blipFill>
+                  <pic:spPr>
+                    <a:xfrm>
+                      <a:off x="0" y="0"/>
+                      <a:ext cx="6492240" cy="1279525"/>
+                    </a:xfrm>
+                    <a:prstGeom prst="rect">
+                      <a:avLst/>
+                    </a:prstGeom>
+                  </pic:spPr>
+                </pic:pic>
+              </a:graphicData>
+            </a:graphic>
+          </wp:inline>
+        </w:drawing>
+      </w:r>
+    </w:p>
+    <w:p>
+      <w:pPr>
+        <w:rPr>
+          <w:b/>
+          <w:bCs/>
+        </w:rPr>
+      </w:pPr>
+      <w:r>
+        <w:rPr>
+          <w:rFonts w:ascii="Segoe UI Emoji" w:hAnsi="Segoe UI Emoji" w:cs="Segoe UI Emoji"/>
+          <w:b/>
+          <w:bCs/>
+        </w:rPr>
+        <w:t>🔹</w:t>
+      </w:r>
+      <w:r>
+        <w:rPr>
+          <w:b/>
+          <w:bCs/>
+        </w:rPr>
+        <w:t xml:space="preserve"> P-Channel OFF condition</w:t>
+      </w:r>
+    </w:p>
+    <w:p>
+      <w:pPr>
+        <w:rPr>
+          <w:b/>
+          <w:bCs/>
+        </w:rPr>
+      </w:pPr>
+      <w:r>
+        <w:rPr>
+          <w:b/>
+          <w:bCs/>
+          <w:noProof/>
+        </w:rPr>
+        <w:lastRenderedPageBreak/>
+        <w:drawing>
+          <wp:inline distT="0" distB="0" distL="0" distR="0" wp14:anchorId="2A337B2D" wp14:editId="0BC73B02">
+            <wp:extent cx="6492240" cy="1279525"/>
+            <wp:effectExtent l="0" t="0" r="3810" b="0"/>
+            <wp:docPr id="11" name="Picture 11"/>
+            <wp:cNvGraphicFramePr>
+              <a:graphicFrameLocks xmlns:a="http://schemas.openxmlformats.org/drawingml/2006/main" noChangeAspect="1"/>
+            </wp:cNvGraphicFramePr>
+            <a:graphic xmlns:a="http://schemas.openxmlformats.org/drawingml/2006/main">
+              <a:graphicData uri="http://schemas.openxmlformats.org/drawingml/2006/picture">
+                <pic:pic xmlns:pic="http://schemas.openxmlformats.org/drawingml/2006/picture">
+                  <pic:nvPicPr>
+                    <pic:cNvPr id="1" name=""/>
+                    <pic:cNvPicPr/>
+                  </pic:nvPicPr>
+                  <pic:blipFill>
+                    <a:blip r:embed="rId12"/>
+                    <a:stretch>
+                      <a:fillRect/>
+                    </a:stretch>
+                  </pic:blipFill>
+                  <pic:spPr>
+                    <a:xfrm>
+                      <a:off x="0" y="0"/>
+                      <a:ext cx="6492240" cy="1279525"/>
+                    </a:xfrm>
+                    <a:prstGeom prst="rect">
+                      <a:avLst/>
+                    </a:prstGeom>
+                  </pic:spPr>
+                </pic:pic>
+              </a:graphicData>
+            </a:graphic>
+          </wp:inline>
+        </w:drawing>
+      </w:r>
+    </w:p>
+    <w:p>
+      <w:pPr>
+        <w:spacing w:line="360" w:lineRule="auto"/>
+        <w:rPr>
+          <w:rFonts w:ascii="Georgia" w:hAnsi="Georgia"/>
+          <w:b/>
+          <w:bCs/>
+          <w:highlight w:val="yellow"/>
+        </w:rPr>
+      </w:pPr>
+    </w:p>
+    <w:p>
+      <w:pPr>
+        <w:spacing w:line="360" w:lineRule="auto"/>
+        <w:rPr>
+          <w:rFonts w:ascii="Georgia" w:hAnsi="Georgia"/>
+          <w:b/>
+          <w:bCs/>
+        </w:rPr>
+      </w:pPr>
+      <w:r>
+        <w:rPr>
+          <w:rFonts w:ascii="Georgia" w:hAnsi="Georgia"/>
+          <w:b/>
+          <w:bCs/>
+          <w:highlight w:val="yellow"/>
+        </w:rPr>
+        <w:t>MOSFET ko ON ya OFF karne ka asli control “Gate aur Source ke beech ka voltage (Vgs)” karta hai, na ki sirf gate ka voltage.</w:t>
+      </w:r>
+    </w:p>
+    <w:p>
+      <w:pPr>
+        <w:rPr>
+          <w:rStyle w:val="Strong"/>
+        </w:rPr>
+      </w:pPr>
+      <w:r>
+        <w:rPr>
+          <w:rFonts w:ascii="Segoe UI Emoji" w:hAnsi="Segoe UI Emoji" w:cs="Segoe UI Emoji"/>
+        </w:rPr>
+        <w:t>👉</w:t>
+      </w:r>
+      <w:r>
+        <w:t xml:space="preserve"> </w:t>
+      </w:r>
+      <w:r>
+        <w:rPr>
+          <w:rStyle w:val="Strong"/>
+        </w:rPr>
+        <w:t xml:space="preserve">VGS = VG </w:t>
+      </w:r>
+      <w:r>
+        <w:rPr>
+          <w:rStyle w:val="Strong"/>
+        </w:rPr>
+        <w:t>–</w:t>
+      </w:r>
+      <w:r>
+        <w:rPr>
+          <w:rStyle w:val="Strong"/>
+        </w:rPr>
+        <w:t xml:space="preserve"> VS</w:t>
+      </w:r>
+    </w:p>
+    <w:tbl>
+      <w:tblPr>
+        <w:tblW w:w="7643" w:type="dxa"/>
+        <w:tblCellSpacing w:w="15" w:type="dxa"/>
+        <w:tblBorders>
+          <w:top w:val="single" w:sz="4" w:space="0" w:color="auto"/>
+          <w:left w:val="single" w:sz="4" w:space="0" w:color="auto"/>
+          <w:bottom w:val="single" w:sz="4" w:space="0" w:color="auto"/>
+          <w:right w:val="single" w:sz="4" w:space="0" w:color="auto"/>
+          <w:insideH w:val="single" w:sz="4" w:space="0" w:color="auto"/>
+          <w:insideV w:val="single" w:sz="4" w:space="0" w:color="auto"/>
+        </w:tblBorders>
+        <w:tblCellMar>
+          <w:top w:w="15" w:type="dxa"/>
+          <w:left w:w="15" w:type="dxa"/>
+          <w:bottom w:w="15" w:type="dxa"/>
+          <w:right w:w="15" w:type="dxa"/>
+        </w:tblCellMar>
+        <w:tblLook w:val="04A0" w:firstRow="1" w:lastRow="0" w:firstColumn="1" w:lastColumn="0" w:noHBand="0" w:noVBand="1"/>
+      </w:tblPr>
+      <w:tblGrid>
+        <w:gridCol w:w="2300"/>
+        <w:gridCol w:w="5343"/>
+      </w:tblGrid>
+      <w:tr>
+        <w:trPr>
+          <w:trHeight w:val="392"/>
+          <w:tblHeader/>
+          <w:tblCellSpacing w:w="15" w:type="dxa"/>
+        </w:trPr>
+        <w:tc>
+          <w:tcPr>
+            <w:tcW w:w="0" w:type="auto"/>
+            <w:vAlign w:val="center"/>
+            <w:hideMark/>
+          </w:tcPr>
+          <w:p>
+            <w:pPr>
+              <w:spacing w:after="0" w:line="240" w:lineRule="auto"/>
+              <w:rPr>
+                <w:rFonts w:ascii="Times New Roman" w:eastAsia="Times New Roman" w:hAnsi="Times New Roman" w:cs="Times New Roman"/>
+                <w:b/>
+                <w:bCs/>
+                <w:sz w:val="24"/>
+                <w:szCs w:val="24"/>
+              </w:rPr>
+            </w:pPr>
+            <w:r>
+              <w:rPr>
+                <w:rFonts w:ascii="Times New Roman" w:eastAsia="Times New Roman" w:hAnsi="Times New Roman" w:cs="Times New Roman"/>
+                <w:b/>
+                <w:bCs/>
+                <w:sz w:val="24"/>
+                <w:szCs w:val="24"/>
+              </w:rPr>
+              <w:t>Type</w:t>
+            </w:r>
+          </w:p>
+        </w:tc>
+        <w:tc>
+          <w:tcPr>
+            <w:tcW w:w="0" w:type="auto"/>
+            <w:vAlign w:val="center"/>
+            <w:hideMark/>
+          </w:tcPr>
+          <w:p>
+            <w:pPr>
+              <w:spacing w:after="0" w:line="240" w:lineRule="auto"/>
+              <w:rPr>
+                <w:rFonts w:ascii="Times New Roman" w:eastAsia="Times New Roman" w:hAnsi="Times New Roman" w:cs="Times New Roman"/>
+                <w:b/>
+                <w:bCs/>
+                <w:sz w:val="24"/>
+                <w:szCs w:val="24"/>
+              </w:rPr>
+            </w:pPr>
+            <w:r>
+              <w:rPr>
+                <w:rFonts w:ascii="Times New Roman" w:eastAsia="Times New Roman" w:hAnsi="Times New Roman" w:cs="Times New Roman"/>
+                <w:b/>
+                <w:bCs/>
+                <w:sz w:val="24"/>
+                <w:szCs w:val="24"/>
+              </w:rPr>
+              <w:t>ON condition</w:t>
+            </w:r>
+          </w:p>
+        </w:tc>
+      </w:tr>
+      <w:tr>
+        <w:trPr>
+          <w:trHeight w:val="414"/>
+          <w:tblCellSpacing w:w="15" w:type="dxa"/>
+        </w:trPr>
+        <w:tc>
+          <w:tcPr>
+            <w:tcW w:w="0" w:type="auto"/>
+            <w:vAlign w:val="center"/>
+            <w:hideMark/>
+          </w:tcPr>
+          <w:p>
+            <w:pPr>
+              <w:spacing w:after="0" w:line="240" w:lineRule="auto"/>
+              <w:rPr>
+                <w:rFonts w:ascii="Times New Roman" w:eastAsia="Times New Roman" w:hAnsi="Times New Roman" w:cs="Times New Roman"/>
+                <w:sz w:val="24"/>
+                <w:szCs w:val="24"/>
+              </w:rPr>
+            </w:pPr>
+            <w:r>
+              <w:rPr>
+                <w:rFonts w:ascii="Times New Roman" w:eastAsia="Times New Roman" w:hAnsi="Times New Roman" w:cs="Times New Roman"/>
+                <w:b/>
+                <w:bCs/>
+                <w:sz w:val="24"/>
+                <w:szCs w:val="24"/>
+              </w:rPr>
+              <w:t>N-Channel</w:t>
+            </w:r>
+          </w:p>
+        </w:tc>
+        <w:tc>
+          <w:tcPr>
+            <w:tcW w:w="0" w:type="auto"/>
+            <w:vAlign w:val="center"/>
+            <w:hideMark/>
+          </w:tcPr>
+          <w:p>
+            <w:pPr>
+              <w:spacing w:after="0" w:line="240" w:lineRule="auto"/>
+              <w:rPr>
+                <w:rFonts w:ascii="Times New Roman" w:eastAsia="Times New Roman" w:hAnsi="Times New Roman" w:cs="Times New Roman"/>
+                <w:sz w:val="24"/>
+                <w:szCs w:val="24"/>
+              </w:rPr>
+            </w:pPr>
+            <w:r>
+              <w:rPr>
+                <w:rFonts w:ascii="Times New Roman" w:eastAsia="Times New Roman" w:hAnsi="Times New Roman" w:cs="Times New Roman"/>
+                <w:sz w:val="24"/>
+                <w:szCs w:val="24"/>
+              </w:rPr>
+              <w:t xml:space="preserve">Vgs </w:t>
+            </w:r>
+            <w:r>
+              <w:rPr>
+                <w:rFonts w:ascii="Times New Roman" w:eastAsia="Times New Roman" w:hAnsi="Times New Roman" w:cs="Times New Roman"/>
+                <w:b/>
+                <w:bCs/>
+                <w:sz w:val="24"/>
+                <w:szCs w:val="24"/>
+              </w:rPr>
+              <w:t>positive</w:t>
+            </w:r>
+            <w:r>
+              <w:rPr>
+                <w:rFonts w:ascii="Times New Roman" w:eastAsia="Times New Roman" w:hAnsi="Times New Roman" w:cs="Times New Roman"/>
+                <w:sz w:val="24"/>
+                <w:szCs w:val="24"/>
+              </w:rPr>
+              <w:t xml:space="preserve"> &amp; Vgs ≥ Vth</w:t>
+            </w:r>
+          </w:p>
+        </w:tc>
+      </w:tr>
+      <w:tr>
+        <w:trPr>
+          <w:trHeight w:val="392"/>
+          <w:tblCellSpacing w:w="15" w:type="dxa"/>
+        </w:trPr>
+        <w:tc>
+          <w:tcPr>
+            <w:tcW w:w="0" w:type="auto"/>
+            <w:vAlign w:val="center"/>
+            <w:hideMark/>
+          </w:tcPr>
+          <w:p>
+            <w:pPr>
+              <w:spacing w:after="0" w:line="240" w:lineRule="auto"/>
+              <w:rPr>
+                <w:rFonts w:ascii="Times New Roman" w:eastAsia="Times New Roman" w:hAnsi="Times New Roman" w:cs="Times New Roman"/>
+                <w:sz w:val="24"/>
+                <w:szCs w:val="24"/>
+              </w:rPr>
+            </w:pPr>
+            <w:r>
+              <w:rPr>
+                <w:rFonts w:ascii="Times New Roman" w:eastAsia="Times New Roman" w:hAnsi="Times New Roman" w:cs="Times New Roman"/>
+                <w:b/>
+                <w:bCs/>
+                <w:sz w:val="24"/>
+                <w:szCs w:val="24"/>
+              </w:rPr>
+              <w:t>P-Channel</w:t>
+            </w:r>
+          </w:p>
+        </w:tc>
+        <w:tc>
+          <w:tcPr>
+            <w:tcW w:w="0" w:type="auto"/>
+            <w:vAlign w:val="center"/>
+            <w:hideMark/>
+          </w:tcPr>
+          <w:p>
+            <w:pPr>
+              <w:spacing w:after="0" w:line="240" w:lineRule="auto"/>
+              <w:rPr>
+                <w:rFonts w:ascii="Times New Roman" w:eastAsia="Times New Roman" w:hAnsi="Times New Roman" w:cs="Times New Roman"/>
+                <w:sz w:val="24"/>
+                <w:szCs w:val="24"/>
+              </w:rPr>
+            </w:pPr>
+            <w:r>
+              <w:rPr>
+                <w:rFonts w:ascii="Times New Roman" w:eastAsia="Times New Roman" w:hAnsi="Times New Roman" w:cs="Times New Roman"/>
+                <w:sz w:val="24"/>
+                <w:szCs w:val="24"/>
+              </w:rPr>
+              <w:t xml:space="preserve">Vgs </w:t>
+            </w:r>
+            <w:r>
+              <w:rPr>
+                <w:rFonts w:ascii="Times New Roman" w:eastAsia="Times New Roman" w:hAnsi="Times New Roman" w:cs="Times New Roman"/>
+                <w:b/>
+                <w:bCs/>
+                <w:sz w:val="24"/>
+                <w:szCs w:val="24"/>
+              </w:rPr>
+              <w:t>negative</w:t>
+            </w:r>
+            <w:r>
+              <w:rPr>
+                <w:rFonts w:ascii="Times New Roman" w:eastAsia="Times New Roman" w:hAnsi="Times New Roman" w:cs="Times New Roman"/>
+                <w:sz w:val="24"/>
+                <w:szCs w:val="24"/>
+              </w:rPr>
+              <w:t xml:space="preserve"> &amp; |Vgs| ≥ Vth</w:t>
+            </w:r>
+          </w:p>
+        </w:tc>
+      </w:tr>
+    </w:tbl>
+    <w:p>
+      <w:pPr>
+        <w:rPr>
+          <w:b/>
+          <w:bCs/>
+        </w:rPr>
+      </w:pPr>
+    </w:p>
+    <w:p>
+      <w:pPr>
+        <w:rPr>
+          <w:b/>
+          <w:bCs/>
+        </w:rPr>
+      </w:pPr>
+      <w:r>
+        <w:rPr>
+          <w:b/>
+          <w:bCs/>
+        </w:rPr>
+        <w:t xml:space="preserve">About schematics and how read </w:t>
+      </w:r>
+      <w:r>
+        <w:rPr>
+          <w:b/>
+          <w:bCs/>
+        </w:rPr>
+        <w:t>them</w:t>
+      </w:r>
+    </w:p>
+    <w:p>
+      <w:hyperlink r:id="rId13" w:history="1">
         <w:r>
           <w:rPr>
             <w:rStyle w:val="Hyperlink"/>
@@ -1186,10 +2289,16 @@
       </w:hyperlink>
     </w:p>
     <w:p>
-      <w:r>
-        <w:t>https://www.youtube.com/watch?v=gzTNJr7bRfc</w:t>
-      </w:r>
-    </w:p>
+      <w:hyperlink r:id="rId14" w:history="1">
+        <w:r>
+          <w:rPr>
+            <w:rStyle w:val="Hyperlink"/>
+          </w:rPr>
+          <w:t>https://www.youtube.com/watch?v=gzTNJr7bRfc</w:t>
+        </w:r>
+      </w:hyperlink>
+    </w:p>
+    <w:p/>
     <w:sectPr>
       <w:pgSz w:w="12240" w:h="15840"/>
       <w:pgMar w:top="1008" w:right="1008" w:bottom="1008" w:left="1008" w:header="720" w:footer="720" w:gutter="0"/>
@@ -2139,6 +3248,44 @@
       <w:shd w:val="clear" w:color="auto" w:fill="E1DFDD"/>
     </w:rPr>
   </w:style>
+  <w:style w:type="character" w:styleId="Emphasis">
+    <w:name w:val="Emphasis"/>
+    <w:basedOn w:val="DefaultParagraphFont"/>
+    <w:uiPriority w:val="20"/>
+    <w:qFormat/>
+    <w:rsid w:val="007C5258"/>
+    <w:rPr>
+      <w:i/>
+      <w:iCs/>
+    </w:rPr>
+  </w:style>
+  <w:style w:type="paragraph" w:styleId="NormalWeb">
+    <w:name w:val="Normal (Web)"/>
+    <w:basedOn w:val="Normal"/>
+    <w:uiPriority w:val="99"/>
+    <w:semiHidden/>
+    <w:unhideWhenUsed/>
+    <w:rsid w:val="007C5258"/>
+    <w:pPr>
+      <w:spacing w:before="100" w:beforeAutospacing="1" w:after="100" w:afterAutospacing="1" w:line="240" w:lineRule="auto"/>
+    </w:pPr>
+    <w:rPr>
+      <w:rFonts w:ascii="Times New Roman" w:eastAsia="Times New Roman" w:hAnsi="Times New Roman" w:cs="Times New Roman"/>
+      <w:sz w:val="24"/>
+      <w:szCs w:val="24"/>
+    </w:rPr>
+  </w:style>
+  <w:style w:type="character" w:styleId="Strong">
+    <w:name w:val="Strong"/>
+    <w:basedOn w:val="DefaultParagraphFont"/>
+    <w:uiPriority w:val="22"/>
+    <w:qFormat/>
+    <w:rsid w:val="007C5258"/>
+    <w:rPr>
+      <w:b/>
+      <w:bCs/>
+    </w:rPr>
+  </w:style>
 </w:styles>
 </file>
 
